--- a/docs/iFare_資料庫文件.docx
+++ b/docs/iFare_資料庫文件.docx
@@ -482,9 +482,9 @@
       </w:pPr>
       <w:r>
         <w:rPr>
-          <w:rFonts w:ascii="Consolas" w:cs="Consolas" w:eastAsia="Consolas" w:hAnsi="Consolas"/>
-          <w:sz w:val="20"/>
-          <w:szCs w:val="20"/>
+          <w:sz w:val="20"/>
+          <w:szCs w:val="20"/>
+          <w:rFonts w:ascii="Consolas" w:cs="Consolas" w:eastAsia="Consolas" w:hAnsi="Consolas"/>
         </w:rPr>
         <w:t xml:space="preserve">┌─────────────────────┐</w:t>
       </w:r>
@@ -495,9 +495,9 @@
       </w:pPr>
       <w:r>
         <w:rPr>
-          <w:rFonts w:ascii="Consolas" w:cs="Consolas" w:eastAsia="Consolas" w:hAnsi="Consolas"/>
-          <w:sz w:val="20"/>
-          <w:szCs w:val="20"/>
+          <w:sz w:val="20"/>
+          <w:szCs w:val="20"/>
+          <w:rFonts w:ascii="Consolas" w:cs="Consolas" w:eastAsia="Consolas" w:hAnsi="Consolas"/>
         </w:rPr>
         <w:t xml:space="preserve">│ IFare（主資料庫）    │</w:t>
       </w:r>
@@ -508,9 +508,9 @@
       </w:pPr>
       <w:r>
         <w:rPr>
-          <w:rFonts w:ascii="Consolas" w:cs="Consolas" w:eastAsia="Consolas" w:hAnsi="Consolas"/>
-          <w:sz w:val="20"/>
-          <w:szCs w:val="20"/>
+          <w:sz w:val="20"/>
+          <w:szCs w:val="20"/>
+          <w:rFonts w:ascii="Consolas" w:cs="Consolas" w:eastAsia="Consolas" w:hAnsi="Consolas"/>
         </w:rPr>
         <w:t xml:space="preserve">│                     │</w:t>
       </w:r>
@@ -521,9 +521,9 @@
       </w:pPr>
       <w:r>
         <w:rPr>
-          <w:rFonts w:ascii="Consolas" w:cs="Consolas" w:eastAsia="Consolas" w:hAnsi="Consolas"/>
-          <w:sz w:val="20"/>
-          <w:szCs w:val="20"/>
+          <w:sz w:val="20"/>
+          <w:szCs w:val="20"/>
+          <w:rFonts w:ascii="Consolas" w:cs="Consolas" w:eastAsia="Consolas" w:hAnsi="Consolas"/>
         </w:rPr>
         <w:t xml:space="preserve">│  News               │</w:t>
       </w:r>
@@ -534,9 +534,9 @@
       </w:pPr>
       <w:r>
         <w:rPr>
-          <w:rFonts w:ascii="Consolas" w:cs="Consolas" w:eastAsia="Consolas" w:hAnsi="Consolas"/>
-          <w:sz w:val="20"/>
-          <w:szCs w:val="20"/>
+          <w:sz w:val="20"/>
+          <w:szCs w:val="20"/>
+          <w:rFonts w:ascii="Consolas" w:cs="Consolas" w:eastAsia="Consolas" w:hAnsi="Consolas"/>
         </w:rPr>
         <w:t xml:space="preserve">│  ArticleWelfare ────┐</w:t>
       </w:r>
@@ -547,9 +547,9 @@
       </w:pPr>
       <w:r>
         <w:rPr>
-          <w:rFonts w:ascii="Consolas" w:cs="Consolas" w:eastAsia="Consolas" w:hAnsi="Consolas"/>
-          <w:sz w:val="20"/>
-          <w:szCs w:val="20"/>
+          <w:sz w:val="20"/>
+          <w:szCs w:val="20"/>
+          <w:rFonts w:ascii="Consolas" w:cs="Consolas" w:eastAsia="Consolas" w:hAnsi="Consolas"/>
         </w:rPr>
         <w:t xml:space="preserve">│  ArticleLazy ───────┤</w:t>
       </w:r>
@@ -560,9 +560,9 @@
       </w:pPr>
       <w:r>
         <w:rPr>
-          <w:rFonts w:ascii="Consolas" w:cs="Consolas" w:eastAsia="Consolas" w:hAnsi="Consolas"/>
-          <w:sz w:val="20"/>
-          <w:szCs w:val="20"/>
+          <w:sz w:val="20"/>
+          <w:szCs w:val="20"/>
+          <w:rFonts w:ascii="Consolas" w:cs="Consolas" w:eastAsia="Consolas" w:hAnsi="Consolas"/>
         </w:rPr>
         <w:t xml:space="preserve">│  IfarePolicy ───────┼─── CodePolicy</w:t>
       </w:r>
@@ -573,9 +573,9 @@
       </w:pPr>
       <w:r>
         <w:rPr>
-          <w:rFonts w:ascii="Consolas" w:cs="Consolas" w:eastAsia="Consolas" w:hAnsi="Consolas"/>
-          <w:sz w:val="20"/>
-          <w:szCs w:val="20"/>
+          <w:sz w:val="20"/>
+          <w:szCs w:val="20"/>
+          <w:rFonts w:ascii="Consolas" w:cs="Consolas" w:eastAsia="Consolas" w:hAnsi="Consolas"/>
         </w:rPr>
         <w:t xml:space="preserve">│  IfareQA            │    CodeRecipient</w:t>
       </w:r>
@@ -586,9 +586,9 @@
       </w:pPr>
       <w:r>
         <w:rPr>
-          <w:rFonts w:ascii="Consolas" w:cs="Consolas" w:eastAsia="Consolas" w:hAnsi="Consolas"/>
-          <w:sz w:val="20"/>
-          <w:szCs w:val="20"/>
+          <w:sz w:val="20"/>
+          <w:szCs w:val="20"/>
+          <w:rFonts w:ascii="Consolas" w:cs="Consolas" w:eastAsia="Consolas" w:hAnsi="Consolas"/>
         </w:rPr>
         <w:t xml:space="preserve">│  IfareOfficeUnit ───┤    CodeKeyword</w:t>
       </w:r>
@@ -599,9 +599,9 @@
       </w:pPr>
       <w:r>
         <w:rPr>
-          <w:rFonts w:ascii="Consolas" w:cs="Consolas" w:eastAsia="Consolas" w:hAnsi="Consolas"/>
-          <w:sz w:val="20"/>
-          <w:szCs w:val="20"/>
+          <w:sz w:val="20"/>
+          <w:szCs w:val="20"/>
+          <w:rFonts w:ascii="Consolas" w:cs="Consolas" w:eastAsia="Consolas" w:hAnsi="Consolas"/>
         </w:rPr>
         <w:t xml:space="preserve">│  Collaborator       │    CodeIncome</w:t>
       </w:r>
@@ -612,9 +612,9 @@
       </w:pPr>
       <w:r>
         <w:rPr>
-          <w:rFonts w:ascii="Consolas" w:cs="Consolas" w:eastAsia="Consolas" w:hAnsi="Consolas"/>
-          <w:sz w:val="20"/>
-          <w:szCs w:val="20"/>
+          <w:sz w:val="20"/>
+          <w:szCs w:val="20"/>
+          <w:rFonts w:ascii="Consolas" w:cs="Consolas" w:eastAsia="Consolas" w:hAnsi="Consolas"/>
         </w:rPr>
         <w:t xml:space="preserve">│  ImgManage          │    CodeIdentity</w:t>
       </w:r>
@@ -625,9 +625,9 @@
       </w:pPr>
       <w:r>
         <w:rPr>
-          <w:rFonts w:ascii="Consolas" w:cs="Consolas" w:eastAsia="Consolas" w:hAnsi="Consolas"/>
-          <w:sz w:val="20"/>
-          <w:szCs w:val="20"/>
+          <w:sz w:val="20"/>
+          <w:szCs w:val="20"/>
+          <w:rFonts w:ascii="Consolas" w:cs="Consolas" w:eastAsia="Consolas" w:hAnsi="Consolas"/>
         </w:rPr>
         <w:t xml:space="preserve">│  VisitorRecord      │    CodeDomicile</w:t>
       </w:r>
@@ -638,9 +638,9 @@
       </w:pPr>
       <w:r>
         <w:rPr>
-          <w:rFonts w:ascii="Consolas" w:cs="Consolas" w:eastAsia="Consolas" w:hAnsi="Consolas"/>
-          <w:sz w:val="20"/>
-          <w:szCs w:val="20"/>
+          <w:sz w:val="20"/>
+          <w:szCs w:val="20"/>
+          <w:rFonts w:ascii="Consolas" w:cs="Consolas" w:eastAsia="Consolas" w:hAnsi="Consolas"/>
         </w:rPr>
         <w:t xml:space="preserve">│  SysUser            │</w:t>
       </w:r>
@@ -651,9 +651,9 @@
       </w:pPr>
       <w:r>
         <w:rPr>
-          <w:rFonts w:ascii="Consolas" w:cs="Consolas" w:eastAsia="Consolas" w:hAnsi="Consolas"/>
-          <w:sz w:val="20"/>
-          <w:szCs w:val="20"/>
+          <w:sz w:val="20"/>
+          <w:szCs w:val="20"/>
+          <w:rFonts w:ascii="Consolas" w:cs="Consolas" w:eastAsia="Consolas" w:hAnsi="Consolas"/>
         </w:rPr>
         <w:t xml:space="preserve">└─────────────────────┘</w:t>
       </w:r>
@@ -664,9 +664,9 @@
       </w:pPr>
       <w:r>
         <w:rPr>
-          <w:rFonts w:ascii="Consolas" w:cs="Consolas" w:eastAsia="Consolas" w:hAnsi="Consolas"/>
-          <w:sz w:val="20"/>
-          <w:szCs w:val="20"/>
+          <w:sz w:val="20"/>
+          <w:szCs w:val="20"/>
+          <w:rFonts w:ascii="Consolas" w:cs="Consolas" w:eastAsia="Consolas" w:hAnsi="Consolas"/>
         </w:rPr>
         <w:t xml:space="preserve"> </w:t>
       </w:r>
@@ -677,9 +677,9 @@
       </w:pPr>
       <w:r>
         <w:rPr>
-          <w:rFonts w:ascii="Consolas" w:cs="Consolas" w:eastAsia="Consolas" w:hAnsi="Consolas"/>
-          <w:sz w:val="20"/>
-          <w:szCs w:val="20"/>
+          <w:sz w:val="20"/>
+          <w:szCs w:val="20"/>
+          <w:rFonts w:ascii="Consolas" w:cs="Consolas" w:eastAsia="Consolas" w:hAnsi="Consolas"/>
         </w:rPr>
         <w:t xml:space="preserve">┌──────────────┐     ┌──────────────┐</w:t>
       </w:r>
@@ -690,9 +690,9 @@
       </w:pPr>
       <w:r>
         <w:rPr>
-          <w:rFonts w:ascii="Consolas" w:cs="Consolas" w:eastAsia="Consolas" w:hAnsi="Consolas"/>
-          <w:sz w:val="20"/>
-          <w:szCs w:val="20"/>
+          <w:sz w:val="20"/>
+          <w:szCs w:val="20"/>
+          <w:rFonts w:ascii="Consolas" w:cs="Consolas" w:eastAsia="Consolas" w:hAnsi="Consolas"/>
         </w:rPr>
         <w:t xml:space="preserve">│ FDAPIDb      │     │ BDAPIDb      │</w:t>
       </w:r>
@@ -703,9 +703,9 @@
       </w:pPr>
       <w:r>
         <w:rPr>
-          <w:rFonts w:ascii="Consolas" w:cs="Consolas" w:eastAsia="Consolas" w:hAnsi="Consolas"/>
-          <w:sz w:val="20"/>
-          <w:szCs w:val="20"/>
+          <w:sz w:val="20"/>
+          <w:szCs w:val="20"/>
+          <w:rFonts w:ascii="Consolas" w:cs="Consolas" w:eastAsia="Consolas" w:hAnsi="Consolas"/>
         </w:rPr>
         <w:t xml:space="preserve">│ ABP 系統表   │     │ ABP 系統表   │</w:t>
       </w:r>
@@ -716,9 +716,9 @@
       </w:pPr>
       <w:r>
         <w:rPr>
-          <w:rFonts w:ascii="Consolas" w:cs="Consolas" w:eastAsia="Consolas" w:hAnsi="Consolas"/>
-          <w:sz w:val="20"/>
-          <w:szCs w:val="20"/>
+          <w:sz w:val="20"/>
+          <w:szCs w:val="20"/>
+          <w:rFonts w:ascii="Consolas" w:cs="Consolas" w:eastAsia="Consolas" w:hAnsi="Consolas"/>
         </w:rPr>
         <w:t xml:space="preserve">│ Audit Log    │     │ AbpUsers     │</w:t>
       </w:r>
@@ -729,9 +729,9 @@
       </w:pPr>
       <w:r>
         <w:rPr>
-          <w:rFonts w:ascii="Consolas" w:cs="Consolas" w:eastAsia="Consolas" w:hAnsi="Consolas"/>
-          <w:sz w:val="20"/>
-          <w:szCs w:val="20"/>
+          <w:sz w:val="20"/>
+          <w:szCs w:val="20"/>
+          <w:rFonts w:ascii="Consolas" w:cs="Consolas" w:eastAsia="Consolas" w:hAnsi="Consolas"/>
         </w:rPr>
         <w:t xml:space="preserve">│ Settings     │     │ AbpRoles     │</w:t>
       </w:r>
@@ -742,9 +742,9 @@
       </w:pPr>
       <w:r>
         <w:rPr>
-          <w:rFonts w:ascii="Consolas" w:cs="Consolas" w:eastAsia="Consolas" w:hAnsi="Consolas"/>
-          <w:sz w:val="20"/>
-          <w:szCs w:val="20"/>
+          <w:sz w:val="20"/>
+          <w:szCs w:val="20"/>
+          <w:rFonts w:ascii="Consolas" w:cs="Consolas" w:eastAsia="Consolas" w:hAnsi="Consolas"/>
         </w:rPr>
         <w:t xml:space="preserve">│ Tenants      │     │ Permissions  │</w:t>
       </w:r>
@@ -755,9 +755,9 @@
       </w:pPr>
       <w:r>
         <w:rPr>
-          <w:rFonts w:ascii="Consolas" w:cs="Consolas" w:eastAsia="Consolas" w:hAnsi="Consolas"/>
-          <w:sz w:val="20"/>
-          <w:szCs w:val="20"/>
+          <w:sz w:val="20"/>
+          <w:szCs w:val="20"/>
+          <w:rFonts w:ascii="Consolas" w:cs="Consolas" w:eastAsia="Consolas" w:hAnsi="Consolas"/>
         </w:rPr>
         <w:t xml:space="preserve">└──────────────┘     └──────────────┘</w:t>
       </w:r>
@@ -1144,7 +1144,7 @@
         <w:rPr>
           <w:rFonts w:ascii="Consolas" w:cs="Consolas" w:eastAsia="Consolas" w:hAnsi="Consolas"/>
         </w:rPr>
-        <w:t xml:space="preserve">ReleaseTime != null AND ReleaseTime &lt;= now AND (DiscontinuedTime == null OR DiscontinuedTime &gt; now) AND State != Disabled/Delete</w:t>
+        <w:t xml:space="preserve">ReleaseTime != null AND ReleaseTime &amp;lt;= now AND (DiscontinuedTime == null OR DiscontinuedTime &amp;gt; now) AND State != Disabled/Delete</w:t>
       </w:r>
     </w:p>
     <w:p>
@@ -2038,9 +2038,9 @@
       </w:pPr>
       <w:r>
         <w:rPr>
-          <w:rFonts w:ascii="Consolas" w:cs="Consolas" w:eastAsia="Consolas" w:hAnsi="Consolas"/>
-          <w:sz w:val="20"/>
-          <w:szCs w:val="20"/>
+          <w:sz w:val="20"/>
+          <w:szCs w:val="20"/>
+          <w:rFonts w:ascii="Consolas" w:cs="Consolas" w:eastAsia="Consolas" w:hAnsi="Consolas"/>
         </w:rPr>
         <w:t xml:space="preserve">IfarePolicy ┬──── IfarePolicyCodeKeyword ──── CodeKeyword</w:t>
       </w:r>
@@ -2051,9 +2051,9 @@
       </w:pPr>
       <w:r>
         <w:rPr>
-          <w:rFonts w:ascii="Consolas" w:cs="Consolas" w:eastAsia="Consolas" w:hAnsi="Consolas"/>
-          <w:sz w:val="20"/>
-          <w:szCs w:val="20"/>
+          <w:sz w:val="20"/>
+          <w:szCs w:val="20"/>
+          <w:rFonts w:ascii="Consolas" w:cs="Consolas" w:eastAsia="Consolas" w:hAnsi="Consolas"/>
         </w:rPr>
         <w:t xml:space="preserve">            ├──── IfarePolicyCodeIdentity ─── CodeIdentity</w:t>
       </w:r>
@@ -2064,9 +2064,9 @@
       </w:pPr>
       <w:r>
         <w:rPr>
-          <w:rFonts w:ascii="Consolas" w:cs="Consolas" w:eastAsia="Consolas" w:hAnsi="Consolas"/>
-          <w:sz w:val="20"/>
-          <w:szCs w:val="20"/>
+          <w:sz w:val="20"/>
+          <w:szCs w:val="20"/>
+          <w:rFonts w:ascii="Consolas" w:cs="Consolas" w:eastAsia="Consolas" w:hAnsi="Consolas"/>
         </w:rPr>
         <w:t xml:space="preserve">            ├──── IfarePolicyCodeIncome ───── CodeIncome</w:t>
       </w:r>
@@ -2077,9 +2077,9 @@
       </w:pPr>
       <w:r>
         <w:rPr>
-          <w:rFonts w:ascii="Consolas" w:cs="Consolas" w:eastAsia="Consolas" w:hAnsi="Consolas"/>
-          <w:sz w:val="20"/>
-          <w:szCs w:val="20"/>
+          <w:sz w:val="20"/>
+          <w:szCs w:val="20"/>
+          <w:rFonts w:ascii="Consolas" w:cs="Consolas" w:eastAsia="Consolas" w:hAnsi="Consolas"/>
         </w:rPr>
         <w:t xml:space="preserve">            └──── IfarePolicyCodeRecipient ── CodeRecipient</w:t>
       </w:r>
@@ -2117,9 +2117,9 @@
       </w:r>
       <w:r>
         <w:rPr>
-          <w:rFonts w:ascii="Consolas" w:cs="Consolas" w:eastAsia="Consolas" w:hAnsi="Consolas"/>
           <w:b/>
           <w:bCs/>
+          <w:rFonts w:ascii="Consolas" w:cs="Consolas" w:eastAsia="Consolas" w:hAnsi="Consolas"/>
         </w:rPr>
         <w:t xml:space="preserve">AsSplitQuery()</w:t>
       </w:r>
@@ -2479,9 +2479,9 @@
       </w:pPr>
       <w:r>
         <w:rPr>
-          <w:rFonts w:ascii="Consolas" w:cs="Consolas" w:eastAsia="Consolas" w:hAnsi="Consolas"/>
-          <w:sz w:val="20"/>
-          <w:szCs w:val="20"/>
+          <w:sz w:val="20"/>
+          <w:szCs w:val="20"/>
+          <w:rFonts w:ascii="Consolas" w:cs="Consolas" w:eastAsia="Consolas" w:hAnsi="Consolas"/>
         </w:rPr>
         <w:t xml:space="preserve">IfareOfficeUnit ──── IfareOfficeUnitDomicile ──── IfareOfficeUnitDomicileDetail (聯絡資訊)</w:t>
       </w:r>
@@ -2492,9 +2492,9 @@
       </w:pPr>
       <w:r>
         <w:rPr>
-          <w:rFonts w:ascii="Consolas" w:cs="Consolas" w:eastAsia="Consolas" w:hAnsi="Consolas"/>
-          <w:sz w:val="20"/>
-          <w:szCs w:val="20"/>
+          <w:sz w:val="20"/>
+          <w:szCs w:val="20"/>
+          <w:rFonts w:ascii="Consolas" w:cs="Consolas" w:eastAsia="Consolas" w:hAnsi="Consolas"/>
         </w:rPr>
         <w:t xml:space="preserve">                                                  └─── CodeDomicile（行政區）</w:t>
       </w:r>
@@ -3812,9 +3812,9 @@
       </w:pPr>
       <w:r>
         <w:rPr>
-          <w:rFonts w:ascii="Consolas" w:cs="Consolas" w:eastAsia="Consolas" w:hAnsi="Consolas"/>
-          <w:sz w:val="20"/>
-          <w:szCs w:val="20"/>
+          <w:sz w:val="20"/>
+          <w:szCs w:val="20"/>
+          <w:rFonts w:ascii="Consolas" w:cs="Consolas" w:eastAsia="Consolas" w:hAnsi="Consolas"/>
         </w:rPr>
         <w:t xml:space="preserve">News ─────── (no FK, 獨立)</w:t>
       </w:r>
@@ -3825,9 +3825,9 @@
       </w:pPr>
       <w:r>
         <w:rPr>
-          <w:rFonts w:ascii="Consolas" w:cs="Consolas" w:eastAsia="Consolas" w:hAnsi="Consolas"/>
-          <w:sz w:val="20"/>
-          <w:szCs w:val="20"/>
+          <w:sz w:val="20"/>
+          <w:szCs w:val="20"/>
+          <w:rFonts w:ascii="Consolas" w:cs="Consolas" w:eastAsia="Consolas" w:hAnsi="Consolas"/>
         </w:rPr>
         <w:t xml:space="preserve"> </w:t>
       </w:r>
@@ -3838,9 +3838,9 @@
       </w:pPr>
       <w:r>
         <w:rPr>
-          <w:rFonts w:ascii="Consolas" w:cs="Consolas" w:eastAsia="Consolas" w:hAnsi="Consolas"/>
-          <w:sz w:val="20"/>
-          <w:szCs w:val="20"/>
+          <w:sz w:val="20"/>
+          <w:szCs w:val="20"/>
+          <w:rFonts w:ascii="Consolas" w:cs="Consolas" w:eastAsia="Consolas" w:hAnsi="Consolas"/>
         </w:rPr>
         <w:t xml:space="preserve">ArticleWelfare ────── CodePolicy</w:t>
       </w:r>
@@ -3851,9 +3851,9 @@
       </w:pPr>
       <w:r>
         <w:rPr>
-          <w:rFonts w:ascii="Consolas" w:cs="Consolas" w:eastAsia="Consolas" w:hAnsi="Consolas"/>
-          <w:sz w:val="20"/>
-          <w:szCs w:val="20"/>
+          <w:sz w:val="20"/>
+          <w:szCs w:val="20"/>
+          <w:rFonts w:ascii="Consolas" w:cs="Consolas" w:eastAsia="Consolas" w:hAnsi="Consolas"/>
         </w:rPr>
         <w:t xml:space="preserve">            └──── ArticleWelfareCodeKeyword ──── CodeKeyword</w:t>
       </w:r>
@@ -3864,9 +3864,9 @@
       </w:pPr>
       <w:r>
         <w:rPr>
-          <w:rFonts w:ascii="Consolas" w:cs="Consolas" w:eastAsia="Consolas" w:hAnsi="Consolas"/>
-          <w:sz w:val="20"/>
-          <w:szCs w:val="20"/>
+          <w:sz w:val="20"/>
+          <w:szCs w:val="20"/>
+          <w:rFonts w:ascii="Consolas" w:cs="Consolas" w:eastAsia="Consolas" w:hAnsi="Consolas"/>
         </w:rPr>
         <w:t xml:space="preserve"> </w:t>
       </w:r>
@@ -3877,9 +3877,9 @@
       </w:pPr>
       <w:r>
         <w:rPr>
-          <w:rFonts w:ascii="Consolas" w:cs="Consolas" w:eastAsia="Consolas" w:hAnsi="Consolas"/>
-          <w:sz w:val="20"/>
-          <w:szCs w:val="20"/>
+          <w:sz w:val="20"/>
+          <w:szCs w:val="20"/>
+          <w:rFonts w:ascii="Consolas" w:cs="Consolas" w:eastAsia="Consolas" w:hAnsi="Consolas"/>
         </w:rPr>
         <w:t xml:space="preserve">ArticleLazy ────── CodePolicy</w:t>
       </w:r>
@@ -3890,9 +3890,9 @@
       </w:pPr>
       <w:r>
         <w:rPr>
-          <w:rFonts w:ascii="Consolas" w:cs="Consolas" w:eastAsia="Consolas" w:hAnsi="Consolas"/>
-          <w:sz w:val="20"/>
-          <w:szCs w:val="20"/>
+          <w:sz w:val="20"/>
+          <w:szCs w:val="20"/>
+          <w:rFonts w:ascii="Consolas" w:cs="Consolas" w:eastAsia="Consolas" w:hAnsi="Consolas"/>
         </w:rPr>
         <w:t xml:space="preserve">          └──── ArticleLazyCodeKeyword ──── CodeKeyword</w:t>
       </w:r>
@@ -3903,9 +3903,9 @@
       </w:pPr>
       <w:r>
         <w:rPr>
-          <w:rFonts w:ascii="Consolas" w:cs="Consolas" w:eastAsia="Consolas" w:hAnsi="Consolas"/>
-          <w:sz w:val="20"/>
-          <w:szCs w:val="20"/>
+          <w:sz w:val="20"/>
+          <w:szCs w:val="20"/>
+          <w:rFonts w:ascii="Consolas" w:cs="Consolas" w:eastAsia="Consolas" w:hAnsi="Consolas"/>
         </w:rPr>
         <w:t xml:space="preserve">          └──── ArticleLazyImage（1:N）</w:t>
       </w:r>
@@ -3916,9 +3916,9 @@
       </w:pPr>
       <w:r>
         <w:rPr>
-          <w:rFonts w:ascii="Consolas" w:cs="Consolas" w:eastAsia="Consolas" w:hAnsi="Consolas"/>
-          <w:sz w:val="20"/>
-          <w:szCs w:val="20"/>
+          <w:sz w:val="20"/>
+          <w:szCs w:val="20"/>
+          <w:rFonts w:ascii="Consolas" w:cs="Consolas" w:eastAsia="Consolas" w:hAnsi="Consolas"/>
         </w:rPr>
         <w:t xml:space="preserve"> </w:t>
       </w:r>
@@ -3929,9 +3929,9 @@
       </w:pPr>
       <w:r>
         <w:rPr>
-          <w:rFonts w:ascii="Consolas" w:cs="Consolas" w:eastAsia="Consolas" w:hAnsi="Consolas"/>
-          <w:sz w:val="20"/>
-          <w:szCs w:val="20"/>
+          <w:sz w:val="20"/>
+          <w:szCs w:val="20"/>
+          <w:rFonts w:ascii="Consolas" w:cs="Consolas" w:eastAsia="Consolas" w:hAnsi="Consolas"/>
         </w:rPr>
         <w:t xml:space="preserve">IfarePolicy ──── CodePolicy</w:t>
       </w:r>
@@ -3942,9 +3942,9 @@
       </w:pPr>
       <w:r>
         <w:rPr>
-          <w:rFonts w:ascii="Consolas" w:cs="Consolas" w:eastAsia="Consolas" w:hAnsi="Consolas"/>
-          <w:sz w:val="20"/>
-          <w:szCs w:val="20"/>
+          <w:sz w:val="20"/>
+          <w:szCs w:val="20"/>
+          <w:rFonts w:ascii="Consolas" w:cs="Consolas" w:eastAsia="Consolas" w:hAnsi="Consolas"/>
         </w:rPr>
         <w:t xml:space="preserve">            ──── CodeDomicile</w:t>
       </w:r>
@@ -3955,9 +3955,9 @@
       </w:pPr>
       <w:r>
         <w:rPr>
-          <w:rFonts w:ascii="Consolas" w:cs="Consolas" w:eastAsia="Consolas" w:hAnsi="Consolas"/>
-          <w:sz w:val="20"/>
-          <w:szCs w:val="20"/>
+          <w:sz w:val="20"/>
+          <w:szCs w:val="20"/>
+          <w:rFonts w:ascii="Consolas" w:cs="Consolas" w:eastAsia="Consolas" w:hAnsi="Consolas"/>
         </w:rPr>
         <w:t xml:space="preserve">            ──── IfareOfficeUnit</w:t>
       </w:r>
@@ -3968,9 +3968,9 @@
       </w:pPr>
       <w:r>
         <w:rPr>
-          <w:rFonts w:ascii="Consolas" w:cs="Consolas" w:eastAsia="Consolas" w:hAnsi="Consolas"/>
-          <w:sz w:val="20"/>
-          <w:szCs w:val="20"/>
+          <w:sz w:val="20"/>
+          <w:szCs w:val="20"/>
+          <w:rFonts w:ascii="Consolas" w:cs="Consolas" w:eastAsia="Consolas" w:hAnsi="Consolas"/>
         </w:rPr>
         <w:t xml:space="preserve">            └──── IfarePolicyCodeKeyword ────── CodeKeyword</w:t>
       </w:r>
@@ -3981,9 +3981,9 @@
       </w:pPr>
       <w:r>
         <w:rPr>
-          <w:rFonts w:ascii="Consolas" w:cs="Consolas" w:eastAsia="Consolas" w:hAnsi="Consolas"/>
-          <w:sz w:val="20"/>
-          <w:szCs w:val="20"/>
+          <w:sz w:val="20"/>
+          <w:szCs w:val="20"/>
+          <w:rFonts w:ascii="Consolas" w:cs="Consolas" w:eastAsia="Consolas" w:hAnsi="Consolas"/>
         </w:rPr>
         <w:t xml:space="preserve">            └──── IfarePolicyCodeIdentity ───── CodeIdentity</w:t>
       </w:r>
@@ -3994,9 +3994,9 @@
       </w:pPr>
       <w:r>
         <w:rPr>
-          <w:rFonts w:ascii="Consolas" w:cs="Consolas" w:eastAsia="Consolas" w:hAnsi="Consolas"/>
-          <w:sz w:val="20"/>
-          <w:szCs w:val="20"/>
+          <w:sz w:val="20"/>
+          <w:szCs w:val="20"/>
+          <w:rFonts w:ascii="Consolas" w:cs="Consolas" w:eastAsia="Consolas" w:hAnsi="Consolas"/>
         </w:rPr>
         <w:t xml:space="preserve">            └──── IfarePolicyCodeIncome ─────── CodeIncome</w:t>
       </w:r>
@@ -4007,9 +4007,9 @@
       </w:pPr>
       <w:r>
         <w:rPr>
-          <w:rFonts w:ascii="Consolas" w:cs="Consolas" w:eastAsia="Consolas" w:hAnsi="Consolas"/>
-          <w:sz w:val="20"/>
-          <w:szCs w:val="20"/>
+          <w:sz w:val="20"/>
+          <w:szCs w:val="20"/>
+          <w:rFonts w:ascii="Consolas" w:cs="Consolas" w:eastAsia="Consolas" w:hAnsi="Consolas"/>
         </w:rPr>
         <w:t xml:space="preserve">            └──── IfarePolicyCodeRecipient ──── CodeRecipient</w:t>
       </w:r>
@@ -4020,9 +4020,9 @@
       </w:pPr>
       <w:r>
         <w:rPr>
-          <w:rFonts w:ascii="Consolas" w:cs="Consolas" w:eastAsia="Consolas" w:hAnsi="Consolas"/>
-          <w:sz w:val="20"/>
-          <w:szCs w:val="20"/>
+          <w:sz w:val="20"/>
+          <w:szCs w:val="20"/>
+          <w:rFonts w:ascii="Consolas" w:cs="Consolas" w:eastAsia="Consolas" w:hAnsi="Consolas"/>
         </w:rPr>
         <w:t xml:space="preserve"> </w:t>
       </w:r>
@@ -4033,9 +4033,9 @@
       </w:pPr>
       <w:r>
         <w:rPr>
-          <w:rFonts w:ascii="Consolas" w:cs="Consolas" w:eastAsia="Consolas" w:hAnsi="Consolas"/>
-          <w:sz w:val="20"/>
-          <w:szCs w:val="20"/>
+          <w:sz w:val="20"/>
+          <w:szCs w:val="20"/>
+          <w:rFonts w:ascii="Consolas" w:cs="Consolas" w:eastAsia="Consolas" w:hAnsi="Consolas"/>
         </w:rPr>
         <w:t xml:space="preserve">IfareOfficeUnit ──── IfareOfficeUnitDomicile ──── IfareOfficeUnitDomicileDetail</w:t>
       </w:r>
@@ -4046,9 +4046,9 @@
       </w:pPr>
       <w:r>
         <w:rPr>
-          <w:rFonts w:ascii="Consolas" w:cs="Consolas" w:eastAsia="Consolas" w:hAnsi="Consolas"/>
-          <w:sz w:val="20"/>
-          <w:szCs w:val="20"/>
+          <w:sz w:val="20"/>
+          <w:szCs w:val="20"/>
+          <w:rFonts w:ascii="Consolas" w:cs="Consolas" w:eastAsia="Consolas" w:hAnsi="Consolas"/>
         </w:rPr>
         <w:t xml:space="preserve">                                                └──── CodeDomicile</w:t>
       </w:r>
@@ -4076,9 +4076,7 @@
       <w:pPr>
         <w:ind w:left="360"/>
       </w:pPr>
-      <w:r>
-        <w:t xml:space="preserve"/>
-      </w:r>
+      <w:r/>
       <w:r>
         <w:rPr>
           <w:rFonts w:ascii="Consolas" w:cs="Consolas" w:eastAsia="Consolas" w:hAnsi="Consolas"/>
@@ -4093,9 +4091,7 @@
       <w:pPr>
         <w:ind w:left="360"/>
       </w:pPr>
-      <w:r>
-        <w:t xml:space="preserve"/>
-      </w:r>
+      <w:r/>
       <w:r>
         <w:rPr>
           <w:rFonts w:ascii="Consolas" w:cs="Consolas" w:eastAsia="Consolas" w:hAnsi="Consolas"/>
@@ -4110,9 +4106,7 @@
       <w:pPr>
         <w:ind w:left="360"/>
       </w:pPr>
-      <w:r>
-        <w:t xml:space="preserve"/>
-      </w:r>
+      <w:r/>
       <w:r>
         <w:rPr>
           <w:rFonts w:ascii="Consolas" w:cs="Consolas" w:eastAsia="Consolas" w:hAnsi="Consolas"/>
@@ -4127,9 +4121,7 @@
       <w:pPr>
         <w:ind w:left="360"/>
       </w:pPr>
-      <w:r>
-        <w:t xml:space="preserve"/>
-      </w:r>
+      <w:r/>
       <w:r>
         <w:rPr>
           <w:rFonts w:ascii="Consolas" w:cs="Consolas" w:eastAsia="Consolas" w:hAnsi="Consolas"/>
@@ -4153,9 +4145,7 @@
       <w:pPr>
         <w:ind w:left="360"/>
       </w:pPr>
-      <w:r>
-        <w:t xml:space="preserve"/>
-      </w:r>
+      <w:r/>
       <w:r>
         <w:rPr>
           <w:rFonts w:ascii="Consolas" w:cs="Consolas" w:eastAsia="Consolas" w:hAnsi="Consolas"/>
@@ -4179,9 +4169,7 @@
       <w:pPr>
         <w:ind w:left="360"/>
       </w:pPr>
-      <w:r>
-        <w:t xml:space="preserve"/>
-      </w:r>
+      <w:r/>
       <w:r>
         <w:rPr>
           <w:rFonts w:ascii="Consolas" w:cs="Consolas" w:eastAsia="Consolas" w:hAnsi="Consolas"/>
@@ -4205,9 +4193,7 @@
       <w:pPr>
         <w:ind w:left="360"/>
       </w:pPr>
-      <w:r>
-        <w:t xml:space="preserve"/>
-      </w:r>
+      <w:r/>
       <w:r>
         <w:rPr>
           <w:rFonts w:ascii="Consolas" w:cs="Consolas" w:eastAsia="Consolas" w:hAnsi="Consolas"/>
@@ -4529,13 +4515,26 @@
         <w:t xml:space="preserve">還原步驟</w:t>
       </w:r>
       <w:r>
-        <w:t xml:space="preserve">：詳見 </w:t>
+        <w:t xml:space="preserve">：SSMS -&amp;gt; 右鍵資料庫 -&amp;gt; Tasks -&amp;gt; Restore -&amp;gt; Database，選擇 </w:t>
+      </w:r>
+      <w:r>
+        <w:rPr>
+          <w:rFonts w:ascii="Consolas" w:cs="Consolas" w:eastAsia="Consolas" w:hAnsi="Consolas"/>
+        </w:rPr>
+        <w:t xml:space="preserve">.bak</w:t>
+      </w:r>
+      <w:r>
+        <w:t xml:space="preserve"> 後於 Options 勾選覆寫。
+（原本指向的 </w:t>
       </w:r>
       <w:r>
         <w:rPr>
           <w:rFonts w:ascii="Consolas" w:cs="Consolas" w:eastAsia="Consolas" w:hAnsi="Consolas"/>
         </w:rPr>
         <w:t xml:space="preserve">iFare_維護SOP.md</w:t>
+      </w:r>
+      <w:r>
+        <w:t xml:space="preserve"> 只有章節目錄、從未撰寫內文，已於 2026-08-27 刪除。）</w:t>
       </w:r>
     </w:p>
     <w:p>
@@ -4639,9 +4638,9 @@
       </w:pPr>
       <w:r>
         <w:rPr>
-          <w:rFonts w:ascii="Consolas" w:cs="Consolas" w:eastAsia="Consolas" w:hAnsi="Consolas"/>
-          <w:sz w:val="20"/>
-          <w:szCs w:val="20"/>
+          <w:sz w:val="20"/>
+          <w:szCs w:val="20"/>
+          <w:rFonts w:ascii="Consolas" w:cs="Consolas" w:eastAsia="Consolas" w:hAnsi="Consolas"/>
         </w:rPr>
         <w:t xml:space="preserve">dotnet ef migrations add MigrationName --project IFare_API.EntityFrameworkCore --startup-project IFare_API.Web.Host</w:t>
       </w:r>
@@ -4672,9 +4671,9 @@
       </w:pPr>
       <w:r>
         <w:rPr>
-          <w:rFonts w:ascii="Consolas" w:cs="Consolas" w:eastAsia="Consolas" w:hAnsi="Consolas"/>
-          <w:sz w:val="20"/>
-          <w:szCs w:val="20"/>
+          <w:sz w:val="20"/>
+          <w:szCs w:val="20"/>
+          <w:rFonts w:ascii="Consolas" w:cs="Consolas" w:eastAsia="Consolas" w:hAnsi="Consolas"/>
         </w:rPr>
         <w:t xml:space="preserve">SELECT p.Id, p.Title, cp.LabelName AS PolicyType, cd.LabelName AS Domicile</w:t>
       </w:r>
@@ -4685,9 +4684,9 @@
       </w:pPr>
       <w:r>
         <w:rPr>
-          <w:rFonts w:ascii="Consolas" w:cs="Consolas" w:eastAsia="Consolas" w:hAnsi="Consolas"/>
-          <w:sz w:val="20"/>
-          <w:szCs w:val="20"/>
+          <w:sz w:val="20"/>
+          <w:szCs w:val="20"/>
+          <w:rFonts w:ascii="Consolas" w:cs="Consolas" w:eastAsia="Consolas" w:hAnsi="Consolas"/>
         </w:rPr>
         <w:t xml:space="preserve">FROM IfarePolicy p</w:t>
       </w:r>
@@ -4698,9 +4697,9 @@
       </w:pPr>
       <w:r>
         <w:rPr>
-          <w:rFonts w:ascii="Consolas" w:cs="Consolas" w:eastAsia="Consolas" w:hAnsi="Consolas"/>
-          <w:sz w:val="20"/>
-          <w:szCs w:val="20"/>
+          <w:sz w:val="20"/>
+          <w:szCs w:val="20"/>
+          <w:rFonts w:ascii="Consolas" w:cs="Consolas" w:eastAsia="Consolas" w:hAnsi="Consolas"/>
         </w:rPr>
         <w:t xml:space="preserve">LEFT JOIN CodePolicy cp ON p.CodePolicyId = cp.Id</w:t>
       </w:r>
@@ -4711,9 +4710,9 @@
       </w:pPr>
       <w:r>
         <w:rPr>
-          <w:rFonts w:ascii="Consolas" w:cs="Consolas" w:eastAsia="Consolas" w:hAnsi="Consolas"/>
-          <w:sz w:val="20"/>
-          <w:szCs w:val="20"/>
+          <w:sz w:val="20"/>
+          <w:szCs w:val="20"/>
+          <w:rFonts w:ascii="Consolas" w:cs="Consolas" w:eastAsia="Consolas" w:hAnsi="Consolas"/>
         </w:rPr>
         <w:t xml:space="preserve">LEFT JOIN CodeDomicile cd ON p.CodeDomicileId = cd.Id</w:t>
       </w:r>
@@ -4724,9 +4723,9 @@
       </w:pPr>
       <w:r>
         <w:rPr>
-          <w:rFonts w:ascii="Consolas" w:cs="Consolas" w:eastAsia="Consolas" w:hAnsi="Consolas"/>
-          <w:sz w:val="20"/>
-          <w:szCs w:val="20"/>
+          <w:sz w:val="20"/>
+          <w:szCs w:val="20"/>
+          <w:rFonts w:ascii="Consolas" w:cs="Consolas" w:eastAsia="Consolas" w:hAnsi="Consolas"/>
         </w:rPr>
         <w:t xml:space="preserve">WHERE p.ReleaseTime IS NOT NULL</w:t>
       </w:r>
@@ -4737,9 +4736,9 @@
       </w:pPr>
       <w:r>
         <w:rPr>
-          <w:rFonts w:ascii="Consolas" w:cs="Consolas" w:eastAsia="Consolas" w:hAnsi="Consolas"/>
-          <w:sz w:val="20"/>
-          <w:szCs w:val="20"/>
+          <w:sz w:val="20"/>
+          <w:szCs w:val="20"/>
+          <w:rFonts w:ascii="Consolas" w:cs="Consolas" w:eastAsia="Consolas" w:hAnsi="Consolas"/>
         </w:rPr>
         <w:t xml:space="preserve">  AND p.ReleaseTime &lt;= GETDATE()</w:t>
       </w:r>
@@ -4750,9 +4749,9 @@
       </w:pPr>
       <w:r>
         <w:rPr>
-          <w:rFonts w:ascii="Consolas" w:cs="Consolas" w:eastAsia="Consolas" w:hAnsi="Consolas"/>
-          <w:sz w:val="20"/>
-          <w:szCs w:val="20"/>
+          <w:sz w:val="20"/>
+          <w:szCs w:val="20"/>
+          <w:rFonts w:ascii="Consolas" w:cs="Consolas" w:eastAsia="Consolas" w:hAnsi="Consolas"/>
         </w:rPr>
         <w:t xml:space="preserve">  AND (p.DiscontinuedTime IS NULL OR p.DiscontinuedTime &gt; GETDATE())</w:t>
       </w:r>
@@ -4763,9 +4762,9 @@
       </w:pPr>
       <w:r>
         <w:rPr>
-          <w:rFonts w:ascii="Consolas" w:cs="Consolas" w:eastAsia="Consolas" w:hAnsi="Consolas"/>
-          <w:sz w:val="20"/>
-          <w:szCs w:val="20"/>
+          <w:sz w:val="20"/>
+          <w:szCs w:val="20"/>
+          <w:rFonts w:ascii="Consolas" w:cs="Consolas" w:eastAsia="Consolas" w:hAnsi="Consolas"/>
         </w:rPr>
         <w:t xml:space="preserve">  AND p.State NOT IN ('Disabled', 'Delete')</w:t>
       </w:r>
@@ -4776,9 +4775,9 @@
       </w:pPr>
       <w:r>
         <w:rPr>
-          <w:rFonts w:ascii="Consolas" w:cs="Consolas" w:eastAsia="Consolas" w:hAnsi="Consolas"/>
-          <w:sz w:val="20"/>
-          <w:szCs w:val="20"/>
+          <w:sz w:val="20"/>
+          <w:szCs w:val="20"/>
+          <w:rFonts w:ascii="Consolas" w:cs="Consolas" w:eastAsia="Consolas" w:hAnsi="Consolas"/>
         </w:rPr>
         <w:t xml:space="preserve">  AND cp.State &lt;&gt; 'Disabled'</w:t>
       </w:r>
@@ -4789,9 +4788,9 @@
       </w:pPr>
       <w:r>
         <w:rPr>
-          <w:rFonts w:ascii="Consolas" w:cs="Consolas" w:eastAsia="Consolas" w:hAnsi="Consolas"/>
-          <w:sz w:val="20"/>
-          <w:szCs w:val="20"/>
+          <w:sz w:val="20"/>
+          <w:szCs w:val="20"/>
+          <w:rFonts w:ascii="Consolas" w:cs="Consolas" w:eastAsia="Consolas" w:hAnsi="Consolas"/>
         </w:rPr>
         <w:t xml:space="preserve">  AND cd.State &lt;&gt; 'Disabled'</w:t>
       </w:r>
@@ -4802,9 +4801,9 @@
       </w:pPr>
       <w:r>
         <w:rPr>
-          <w:rFonts w:ascii="Consolas" w:cs="Consolas" w:eastAsia="Consolas" w:hAnsi="Consolas"/>
-          <w:sz w:val="20"/>
-          <w:szCs w:val="20"/>
+          <w:sz w:val="20"/>
+          <w:szCs w:val="20"/>
+          <w:rFonts w:ascii="Consolas" w:cs="Consolas" w:eastAsia="Consolas" w:hAnsi="Consolas"/>
         </w:rPr>
         <w:t xml:space="preserve">ORDER BY p.ReleaseTime DESC;</w:t>
       </w:r>
@@ -4827,9 +4826,9 @@
       </w:pPr>
       <w:r>
         <w:rPr>
-          <w:rFonts w:ascii="Consolas" w:cs="Consolas" w:eastAsia="Consolas" w:hAnsi="Consolas"/>
-          <w:sz w:val="20"/>
-          <w:szCs w:val="20"/>
+          <w:sz w:val="20"/>
+          <w:szCs w:val="20"/>
+          <w:rFonts w:ascii="Consolas" w:cs="Consolas" w:eastAsia="Consolas" w:hAnsi="Consolas"/>
         </w:rPr>
         <w:t xml:space="preserve">SELECT p.Id, p.Title</w:t>
       </w:r>
@@ -4840,9 +4839,9 @@
       </w:pPr>
       <w:r>
         <w:rPr>
-          <w:rFonts w:ascii="Consolas" w:cs="Consolas" w:eastAsia="Consolas" w:hAnsi="Consolas"/>
-          <w:sz w:val="20"/>
-          <w:szCs w:val="20"/>
+          <w:sz w:val="20"/>
+          <w:szCs w:val="20"/>
+          <w:rFonts w:ascii="Consolas" w:cs="Consolas" w:eastAsia="Consolas" w:hAnsi="Consolas"/>
         </w:rPr>
         <w:t xml:space="preserve">FROM IfarePolicy p</w:t>
       </w:r>
@@ -4853,9 +4852,9 @@
       </w:pPr>
       <w:r>
         <w:rPr>
-          <w:rFonts w:ascii="Consolas" w:cs="Consolas" w:eastAsia="Consolas" w:hAnsi="Consolas"/>
-          <w:sz w:val="20"/>
-          <w:szCs w:val="20"/>
+          <w:sz w:val="20"/>
+          <w:szCs w:val="20"/>
+          <w:rFonts w:ascii="Consolas" w:cs="Consolas" w:eastAsia="Consolas" w:hAnsi="Consolas"/>
         </w:rPr>
         <w:t xml:space="preserve">WHERE (p.Title LIKE N'%補助%'</w:t>
       </w:r>
@@ -4866,9 +4865,9 @@
       </w:pPr>
       <w:r>
         <w:rPr>
-          <w:rFonts w:ascii="Consolas" w:cs="Consolas" w:eastAsia="Consolas" w:hAnsi="Consolas"/>
-          <w:sz w:val="20"/>
-          <w:szCs w:val="20"/>
+          <w:sz w:val="20"/>
+          <w:szCs w:val="20"/>
+          <w:rFonts w:ascii="Consolas" w:cs="Consolas" w:eastAsia="Consolas" w:hAnsi="Consolas"/>
         </w:rPr>
         <w:t xml:space="preserve">    OR p.Qualification LIKE N'%補助%'</w:t>
       </w:r>
@@ -4879,9 +4878,9 @@
       </w:pPr>
       <w:r>
         <w:rPr>
-          <w:rFonts w:ascii="Consolas" w:cs="Consolas" w:eastAsia="Consolas" w:hAnsi="Consolas"/>
-          <w:sz w:val="20"/>
-          <w:szCs w:val="20"/>
+          <w:sz w:val="20"/>
+          <w:szCs w:val="20"/>
+          <w:rFonts w:ascii="Consolas" w:cs="Consolas" w:eastAsia="Consolas" w:hAnsi="Consolas"/>
         </w:rPr>
         <w:t xml:space="preserve">    OR p.WelfareInfo LIKE N'%補助%')</w:t>
       </w:r>
@@ -4892,9 +4891,9 @@
       </w:pPr>
       <w:r>
         <w:rPr>
-          <w:rFonts w:ascii="Consolas" w:cs="Consolas" w:eastAsia="Consolas" w:hAnsi="Consolas"/>
-          <w:sz w:val="20"/>
-          <w:szCs w:val="20"/>
+          <w:sz w:val="20"/>
+          <w:szCs w:val="20"/>
+          <w:rFonts w:ascii="Consolas" w:cs="Consolas" w:eastAsia="Consolas" w:hAnsi="Consolas"/>
         </w:rPr>
         <w:t xml:space="preserve">  AND p.State NOT IN ('Disabled', 'Delete');</w:t>
       </w:r>
@@ -4917,9 +4916,9 @@
       </w:pPr>
       <w:r>
         <w:rPr>
-          <w:rFonts w:ascii="Consolas" w:cs="Consolas" w:eastAsia="Consolas" w:hAnsi="Consolas"/>
-          <w:sz w:val="20"/>
-          <w:szCs w:val="20"/>
+          <w:sz w:val="20"/>
+          <w:szCs w:val="20"/>
+          <w:rFonts w:ascii="Consolas" w:cs="Consolas" w:eastAsia="Consolas" w:hAnsi="Consolas"/>
         </w:rPr>
         <w:t xml:space="preserve">SELECT p.Title, cr.LabelName AS Recipient</w:t>
       </w:r>
@@ -4930,9 +4929,9 @@
       </w:pPr>
       <w:r>
         <w:rPr>
-          <w:rFonts w:ascii="Consolas" w:cs="Consolas" w:eastAsia="Consolas" w:hAnsi="Consolas"/>
-          <w:sz w:val="20"/>
-          <w:szCs w:val="20"/>
+          <w:sz w:val="20"/>
+          <w:szCs w:val="20"/>
+          <w:rFonts w:ascii="Consolas" w:cs="Consolas" w:eastAsia="Consolas" w:hAnsi="Consolas"/>
         </w:rPr>
         <w:t xml:space="preserve">FROM IfarePolicy p</w:t>
       </w:r>
@@ -4943,9 +4942,9 @@
       </w:pPr>
       <w:r>
         <w:rPr>
-          <w:rFonts w:ascii="Consolas" w:cs="Consolas" w:eastAsia="Consolas" w:hAnsi="Consolas"/>
-          <w:sz w:val="20"/>
-          <w:szCs w:val="20"/>
+          <w:sz w:val="20"/>
+          <w:szCs w:val="20"/>
+          <w:rFonts w:ascii="Consolas" w:cs="Consolas" w:eastAsia="Consolas" w:hAnsi="Consolas"/>
         </w:rPr>
         <w:t xml:space="preserve">JOIN IfarePolicyCodeRecipient pr ON p.Id = pr.IfarePolicyId</w:t>
       </w:r>
@@ -4956,9 +4955,9 @@
       </w:pPr>
       <w:r>
         <w:rPr>
-          <w:rFonts w:ascii="Consolas" w:cs="Consolas" w:eastAsia="Consolas" w:hAnsi="Consolas"/>
-          <w:sz w:val="20"/>
-          <w:szCs w:val="20"/>
+          <w:sz w:val="20"/>
+          <w:szCs w:val="20"/>
+          <w:rFonts w:ascii="Consolas" w:cs="Consolas" w:eastAsia="Consolas" w:hAnsi="Consolas"/>
         </w:rPr>
         <w:t xml:space="preserve">JOIN CodeRecipient cr ON pr.CodeRecipientId = cr.Id</w:t>
       </w:r>
@@ -4969,9 +4968,9 @@
       </w:pPr>
       <w:r>
         <w:rPr>
-          <w:rFonts w:ascii="Consolas" w:cs="Consolas" w:eastAsia="Consolas" w:hAnsi="Consolas"/>
-          <w:sz w:val="20"/>
-          <w:szCs w:val="20"/>
+          <w:sz w:val="20"/>
+          <w:szCs w:val="20"/>
+          <w:rFonts w:ascii="Consolas" w:cs="Consolas" w:eastAsia="Consolas" w:hAnsi="Consolas"/>
         </w:rPr>
         <w:t xml:space="preserve">WHERE p.Id = @policyId;</w:t>
       </w:r>
@@ -4994,9 +4993,9 @@
       </w:pPr>
       <w:r>
         <w:rPr>
-          <w:rFonts w:ascii="Consolas" w:cs="Consolas" w:eastAsia="Consolas" w:hAnsi="Consolas"/>
-          <w:sz w:val="20"/>
-          <w:szCs w:val="20"/>
+          <w:sz w:val="20"/>
+          <w:szCs w:val="20"/>
+          <w:rFonts w:ascii="Consolas" w:cs="Consolas" w:eastAsia="Consolas" w:hAnsi="Consolas"/>
         </w:rPr>
         <w:t xml:space="preserve">USE IFare_BDAPIDb;</w:t>
       </w:r>
@@ -5007,9 +5006,9 @@
       </w:pPr>
       <w:r>
         <w:rPr>
-          <w:rFonts w:ascii="Consolas" w:cs="Consolas" w:eastAsia="Consolas" w:hAnsi="Consolas"/>
-          <w:sz w:val="20"/>
-          <w:szCs w:val="20"/>
+          <w:sz w:val="20"/>
+          <w:szCs w:val="20"/>
+          <w:rFonts w:ascii="Consolas" w:cs="Consolas" w:eastAsia="Consolas" w:hAnsi="Consolas"/>
         </w:rPr>
         <w:t xml:space="preserve">SELECT u.UserName, u.EmailAddress, u.IsActive, r.Name AS Role</w:t>
       </w:r>
@@ -5020,9 +5019,9 @@
       </w:pPr>
       <w:r>
         <w:rPr>
-          <w:rFonts w:ascii="Consolas" w:cs="Consolas" w:eastAsia="Consolas" w:hAnsi="Consolas"/>
-          <w:sz w:val="20"/>
-          <w:szCs w:val="20"/>
+          <w:sz w:val="20"/>
+          <w:szCs w:val="20"/>
+          <w:rFonts w:ascii="Consolas" w:cs="Consolas" w:eastAsia="Consolas" w:hAnsi="Consolas"/>
         </w:rPr>
         <w:t xml:space="preserve">FROM AbpUsers u</w:t>
       </w:r>
@@ -5033,9 +5032,9 @@
       </w:pPr>
       <w:r>
         <w:rPr>
-          <w:rFonts w:ascii="Consolas" w:cs="Consolas" w:eastAsia="Consolas" w:hAnsi="Consolas"/>
-          <w:sz w:val="20"/>
-          <w:szCs w:val="20"/>
+          <w:sz w:val="20"/>
+          <w:szCs w:val="20"/>
+          <w:rFonts w:ascii="Consolas" w:cs="Consolas" w:eastAsia="Consolas" w:hAnsi="Consolas"/>
         </w:rPr>
         <w:t xml:space="preserve">JOIN AbpUserRoles ur ON u.Id = ur.UserId</w:t>
       </w:r>
@@ -5046,9 +5045,9 @@
       </w:pPr>
       <w:r>
         <w:rPr>
-          <w:rFonts w:ascii="Consolas" w:cs="Consolas" w:eastAsia="Consolas" w:hAnsi="Consolas"/>
-          <w:sz w:val="20"/>
-          <w:szCs w:val="20"/>
+          <w:sz w:val="20"/>
+          <w:szCs w:val="20"/>
+          <w:rFonts w:ascii="Consolas" w:cs="Consolas" w:eastAsia="Consolas" w:hAnsi="Consolas"/>
         </w:rPr>
         <w:t xml:space="preserve">JOIN AbpRoles r ON ur.RoleId = r.Id</w:t>
       </w:r>
@@ -5059,9 +5058,9 @@
       </w:pPr>
       <w:r>
         <w:rPr>
-          <w:rFonts w:ascii="Consolas" w:cs="Consolas" w:eastAsia="Consolas" w:hAnsi="Consolas"/>
-          <w:sz w:val="20"/>
-          <w:szCs w:val="20"/>
+          <w:sz w:val="20"/>
+          <w:szCs w:val="20"/>
+          <w:rFonts w:ascii="Consolas" w:cs="Consolas" w:eastAsia="Consolas" w:hAnsi="Consolas"/>
         </w:rPr>
         <w:t xml:space="preserve">WHERE r.Name = 'Admin';</w:t>
       </w:r>
@@ -5213,43 +5212,6 @@
 <w:comments xmlns:cx="http://schemas.microsoft.com/office/drawing/2014/chartex" xmlns:cx1="http://schemas.microsoft.com/office/drawing/2015/9/8/chartex" xmlns:cx2="http://schemas.microsoft.com/office/drawing/2015/10/21/chartex" xmlns:cx3="http://schemas.microsoft.com/office/drawing/2016/5/9/chartex" xmlns:cx4="http://schemas.microsoft.com/office/drawing/2016/5/10/chartex" xmlns:cx5="http://schemas.microsoft.com/office/drawing/2016/5/11/chartex" xmlns:cx6="http://schemas.microsoft.com/office/drawing/2016/5/12/chartex" xmlns:cx7="http://schemas.microsoft.com/office/drawing/2016/5/13/chartex" xmlns:cx8="http://schemas.microsoft.com/office/drawing/2016/5/14/chartex" xmlns:mc="http://schemas.openxmlformats.org/markup-compatibility/2006" xmlns:aink="http://schemas.microsoft.com/office/drawing/2016/ink" xmlns:am3d="http://schemas.microsoft.com/office/drawing/2017/model3d" xmlns:o="urn:schemas-microsoft-com:office:office" xmlns:r="http://schemas.openxmlformats.org/officeDocument/2006/relationships" xmlns:m="http://schemas.openxmlformats.org/officeDocument/2006/math" xmlns:v="urn:schemas-microsoft-com:vml" xmlns:wp14="http://schemas.microsoft.com/office/word/2010/wordprocessingDrawing" xmlns:wp="http://schemas.openxmlformats.org/drawingml/2006/wordprocessingDrawing" xmlns:w10="urn:schemas-microsoft-com:office:word" xmlns:w="http://schemas.openxmlformats.org/wordprocessingml/2006/main" xmlns:w14="http://schemas.microsoft.com/office/word/2010/wordml" xmlns:w15="http://schemas.microsoft.com/office/word/2012/wordml" xmlns:w16cex="http://schemas.microsoft.com/office/word/2018/wordml/cex" xmlns:w16cid="http://schemas.microsoft.com/office/word/2016/wordml/cid" xmlns:w16="http://schemas.microsoft.com/office/word/2018/wordml" xmlns:w16sdtdh="http://schemas.microsoft.com/office/word/2020/wordml/sdtdatahash" xmlns:w16se="http://schemas.microsoft.com/office/word/2015/wordml/symex" xmlns:wpg="http://schemas.microsoft.com/office/word/2010/wordprocessingGroup" xmlns:wpi="http://schemas.microsoft.com/office/word/2010/wordprocessingInk" xmlns:wne="http://schemas.microsoft.com/office/word/2006/wordml" xmlns:wps="http://schemas.microsoft.com/office/word/2010/wordprocessingShape"/>
 </file>
 
-<file path=word/endnotes.xml><?xml version="1.0" encoding="utf-8"?>
-<w:endnotes xmlns:wpc="http://schemas.microsoft.com/office/word/2010/wordprocessingCanvas" xmlns:mc="http://schemas.openxmlformats.org/markup-compatibility/2006" xmlns:o="urn:schemas-microsoft-com:office:office" xmlns:r="http://schemas.openxmlformats.org/officeDocument/2006/relationships" xmlns:m="http://schemas.openxmlformats.org/officeDocument/2006/math" xmlns:v="urn:schemas-microsoft-com:vml" xmlns:wp14="http://schemas.microsoft.com/office/word/2010/wordprocessingDrawing" xmlns:wp="http://schemas.openxmlformats.org/drawingml/2006/wordprocessingDrawing" xmlns:w10="urn:schemas-microsoft-com:office:word" xmlns:w="http://schemas.openxmlformats.org/wordprocessingml/2006/main" xmlns:w14="http://schemas.microsoft.com/office/word/2010/wordml" xmlns:w15="http://schemas.microsoft.com/office/word/2012/wordml" xmlns:wpg="http://schemas.microsoft.com/office/word/2010/wordprocessingGroup" xmlns:wpi="http://schemas.microsoft.com/office/word/2010/wordprocessingInk" xmlns:wne="http://schemas.microsoft.com/office/word/2006/wordml" xmlns:wps="http://schemas.microsoft.com/office/word/2010/wordprocessingShape" mc:Ignorable="w14 w15 wp14">
-  <w:endnote w:type="separator" w:id="-1">
-    <w:p>
-      <w:pPr>
-        <w:spacing w:after="0" w:line="240" w:lineRule="auto"/>
-      </w:pPr>
-      <w:r>
-        <w:rPr>
-          <w:rStyle w:val="EndnoteReference"/>
-        </w:rPr>
-        <w:endnoteRef/>
-      </w:r>
-      <w:r>
-        <w:separator/>
-      </w:r>
-    </w:p>
-  </w:endnote>
-  <w:endnote w:type="continuationSeparator" w:id="0">
-    <w:p>
-      <w:pPr>
-        <w:spacing w:after="0" w:line="240" w:lineRule="auto"/>
-      </w:pPr>
-      <w:r>
-        <w:rPr>
-          <w:rStyle w:val="EndnoteReference"/>
-        </w:rPr>
-        <w:endnoteRef/>
-      </w:r>
-      <w:r>
-        <w:continuationSeparator/>
-      </w:r>
-    </w:p>
-  </w:endnote>
-</w:endnotes>
-</file>
-
 <file path=word/footnotes.xml><?xml version="1.0" encoding="utf-8"?>
 <w:footnotes xmlns:wpc="http://schemas.microsoft.com/office/word/2010/wordprocessingCanvas" xmlns:mc="http://schemas.openxmlformats.org/markup-compatibility/2006" xmlns:o="urn:schemas-microsoft-com:office:office" xmlns:r="http://schemas.openxmlformats.org/officeDocument/2006/relationships" xmlns:m="http://schemas.openxmlformats.org/officeDocument/2006/math" xmlns:v="urn:schemas-microsoft-com:vml" xmlns:wp14="http://schemas.microsoft.com/office/word/2010/wordprocessingDrawing" xmlns:wp="http://schemas.openxmlformats.org/drawingml/2006/wordprocessingDrawing" xmlns:w10="urn:schemas-microsoft-com:office:word" xmlns:w="http://schemas.openxmlformats.org/wordprocessingml/2006/main" xmlns:w14="http://schemas.microsoft.com/office/word/2010/wordml" xmlns:w15="http://schemas.microsoft.com/office/word/2012/wordml" xmlns:wpg="http://schemas.microsoft.com/office/word/2010/wordprocessingGroup" xmlns:wpi="http://schemas.microsoft.com/office/word/2010/wordprocessingInk" xmlns:wne="http://schemas.microsoft.com/office/word/2006/wordml" xmlns:wps="http://schemas.microsoft.com/office/word/2010/wordprocessingShape" mc:Ignorable="w14 w15 wp14">
   <w:footnote w:type="separator" w:id="-1">
@@ -5387,9 +5349,9 @@
   <w:docDefaults>
     <w:rPrDefault>
       <w:rPr>
-        <w:rFonts w:ascii="Microsoft JhengHei" w:cs="Microsoft JhengHei" w:eastAsia="Microsoft JhengHei" w:hAnsi="Microsoft JhengHei"/>
         <w:sz w:val="22"/>
         <w:szCs w:val="22"/>
+        <w:rFonts w:ascii="Microsoft JhengHei" w:cs="Microsoft JhengHei" w:eastAsia="Microsoft JhengHei" w:hAnsi="Microsoft JhengHei"/>
       </w:rPr>
     </w:rPrDefault>
     <w:pPrDefault/>
@@ -5487,8 +5449,8 @@
     <w:uiPriority w:val="99"/>
     <w:unhideWhenUsed/>
     <w:rPr>
+      <w:u w:val="single"/>
       <w:color w:val="0563C1"/>
-      <w:u w:val="single"/>
     </w:rPr>
   </w:style>
   <w:style w:type="character" w:styleId="FootnoteReference">
@@ -5528,42 +5490,5 @@
       <w:szCs w:val="20"/>
     </w:rPr>
   </w:style>
-  <w:style w:type="character" w:styleId="EndnoteReference">
-    <w:name w:val="endnote reference"/>
-    <w:basedOn w:val="DefaultParagraphFont"/>
-    <w:uiPriority w:val="99"/>
-    <w:semiHidden/>
-    <w:unhideWhenUsed/>
-    <w:rPr>
-      <w:vertAlign w:val="superscript"/>
-    </w:rPr>
-  </w:style>
-  <w:style w:type="paragraph" w:styleId="EndnoteText">
-    <w:name w:val="endnote text"/>
-    <w:basedOn w:val="Normal"/>
-    <w:link w:val="EndnoteTextChar"/>
-    <w:uiPriority w:val="99"/>
-    <w:semiHidden/>
-    <w:unhideWhenUsed/>
-    <w:pPr>
-      <w:spacing w:after="0" w:line="240" w:lineRule="auto"/>
-    </w:pPr>
-    <w:rPr>
-      <w:sz w:val="20"/>
-      <w:szCs w:val="20"/>
-    </w:rPr>
-  </w:style>
-  <w:style w:type="character" w:styleId="EndnoteTextChar">
-    <w:name w:val="Endnote Text Char"/>
-    <w:basedOn w:val="DefaultParagraphFont"/>
-    <w:link w:val="EndnoteText"/>
-    <w:uiPriority w:val="99"/>
-    <w:semiHidden/>
-    <w:unhideWhenUsed/>
-    <w:rPr>
-      <w:sz w:val="20"/>
-      <w:szCs w:val="20"/>
-    </w:rPr>
-  </w:style>
 </w:styles>
 </file>